--- a/zhs/docx/032.content.docx
+++ b/zhs/docx/032.content.docx
@@ -127,7 +127,7 @@
         <w:rPr>
           <w:lang w:val="zh_CN" w:bidi="zh_CN"/>
         </w:rPr>
-        <w:t>ye</w:t>
+        <w:t>ying</w:t>
       </w:r>
       <w:r>
         <w:rPr>
@@ -190,7 +190,7 @@
         <w:rPr>
           <w:lang w:val="zh_CN" w:bidi="zh_CN"/>
         </w:rPr>
-        <w:t>耶稣时代的房屋</w:t>
+        <w:t>硬币</w:t>
       </w:r>
       <w:r>
         <w:rPr>
@@ -220,7 +220,7 @@
         <w:rPr>
           <w:lang w:val="zh_CN" w:bidi="zh_CN"/>
         </w:rPr>
-        <w:t xml:space="preserve"> (87 seconds)</w:t>
+        <w:t xml:space="preserve"> (65 seconds)</w:t>
       </w:r>
     </w:p>
     <w:p>
